--- a/tillsyn/A 59840-2024 tillsynsbegäran.docx
+++ b/tillsyn/A 59840-2024 tillsynsbegäran.docx
@@ -706,7 +706,7 @@
     <w:r>
       <w:tab/>
       <w:tab/>
-      <w:t>2026-09-14</w:t>
+      <w:t>2026-09-15</w:t>
       <w:br/>
       <w:br/>
     </w:r>

--- a/tillsyn/A 59840-2024 tillsynsbegäran.docx
+++ b/tillsyn/A 59840-2024 tillsynsbegäran.docx
@@ -706,7 +706,7 @@
     <w:r>
       <w:tab/>
       <w:tab/>
-      <w:t>2026-09-15</w:t>
+      <w:t>2026-09-16</w:t>
       <w:br/>
       <w:br/>
     </w:r>

--- a/tillsyn/A 59840-2024 tillsynsbegäran.docx
+++ b/tillsyn/A 59840-2024 tillsynsbegäran.docx
@@ -706,7 +706,7 @@
     <w:r>
       <w:tab/>
       <w:tab/>
-      <w:t>2026-09-16</w:t>
+      <w:t>2026-09-17</w:t>
       <w:br/>
       <w:br/>
     </w:r>

--- a/tillsyn/A 59840-2024 tillsynsbegäran.docx
+++ b/tillsyn/A 59840-2024 tillsynsbegäran.docx
@@ -706,7 +706,7 @@
     <w:r>
       <w:tab/>
       <w:tab/>
-      <w:t>2026-09-17</w:t>
+      <w:t>2026-09-18</w:t>
       <w:br/>
       <w:br/>
     </w:r>

--- a/tillsyn/A 59840-2024 tillsynsbegäran.docx
+++ b/tillsyn/A 59840-2024 tillsynsbegäran.docx
@@ -706,7 +706,7 @@
     <w:r>
       <w:tab/>
       <w:tab/>
-      <w:t>2026-09-18</w:t>
+      <w:t>2026-09-19</w:t>
       <w:br/>
       <w:br/>
     </w:r>

--- a/tillsyn/A 59840-2024 tillsynsbegäran.docx
+++ b/tillsyn/A 59840-2024 tillsynsbegäran.docx
@@ -706,7 +706,7 @@
     <w:r>
       <w:tab/>
       <w:tab/>
-      <w:t>2026-09-19</w:t>
+      <w:t>2026-09-21</w:t>
       <w:br/>
       <w:br/>
     </w:r>

--- a/tillsyn/A 59840-2024 tillsynsbegäran.docx
+++ b/tillsyn/A 59840-2024 tillsynsbegäran.docx
@@ -706,7 +706,7 @@
     <w:r>
       <w:tab/>
       <w:tab/>
-      <w:t>2026-09-21</w:t>
+      <w:t>2026-09-23</w:t>
       <w:br/>
       <w:br/>
     </w:r>

--- a/tillsyn/A 59840-2024 tillsynsbegäran.docx
+++ b/tillsyn/A 59840-2024 tillsynsbegäran.docx
@@ -706,7 +706,7 @@
     <w:r>
       <w:tab/>
       <w:tab/>
-      <w:t>2026-09-23</w:t>
+      <w:t>2026-09-24</w:t>
       <w:br/>
       <w:br/>
     </w:r>

--- a/tillsyn/A 59840-2024 tillsynsbegäran.docx
+++ b/tillsyn/A 59840-2024 tillsynsbegäran.docx
@@ -706,7 +706,7 @@
     <w:r>
       <w:tab/>
       <w:tab/>
-      <w:t>2026-09-24</w:t>
+      <w:t>2026-09-25</w:t>
       <w:br/>
       <w:br/>
     </w:r>

--- a/tillsyn/A 59840-2024 tillsynsbegäran.docx
+++ b/tillsyn/A 59840-2024 tillsynsbegäran.docx
@@ -706,7 +706,7 @@
     <w:r>
       <w:tab/>
       <w:tab/>
-      <w:t>2026-09-25</w:t>
+      <w:t>2026-09-26</w:t>
       <w:br/>
       <w:br/>
     </w:r>

--- a/tillsyn/A 59840-2024 tillsynsbegäran.docx
+++ b/tillsyn/A 59840-2024 tillsynsbegäran.docx
@@ -706,7 +706,7 @@
     <w:r>
       <w:tab/>
       <w:tab/>
-      <w:t>2026-09-26</w:t>
+      <w:t>2026-09-27</w:t>
       <w:br/>
       <w:br/>
     </w:r>

--- a/tillsyn/A 59840-2024 tillsynsbegäran.docx
+++ b/tillsyn/A 59840-2024 tillsynsbegäran.docx
@@ -706,7 +706,7 @@
     <w:r>
       <w:tab/>
       <w:tab/>
-      <w:t>2026-09-27</w:t>
+      <w:t>2026-09-28</w:t>
       <w:br/>
       <w:br/>
     </w:r>

--- a/tillsyn/A 59840-2024 tillsynsbegäran.docx
+++ b/tillsyn/A 59840-2024 tillsynsbegäran.docx
@@ -706,7 +706,7 @@
     <w:r>
       <w:tab/>
       <w:tab/>
-      <w:t>2026-09-28</w:t>
+      <w:t>2026-09-29</w:t>
       <w:br/>
       <w:br/>
     </w:r>

--- a/tillsyn/A 59840-2024 tillsynsbegäran.docx
+++ b/tillsyn/A 59840-2024 tillsynsbegäran.docx
@@ -706,7 +706,7 @@
     <w:r>
       <w:tab/>
       <w:tab/>
-      <w:t>2026-09-29</w:t>
+      <w:t>2026-09-30</w:t>
       <w:br/>
       <w:br/>
     </w:r>

--- a/tillsyn/A 59840-2024 tillsynsbegäran.docx
+++ b/tillsyn/A 59840-2024 tillsynsbegäran.docx
@@ -60,12 +60,12 @@
         <w:spacing w:after="240"/>
       </w:pPr>
       <w:r>
-        <w:t>Figur 1. Fyndplatser för naturvårdsarter inom 20 meter från avverkningsanmälan. Markörer utan svart kant är placerade på fyndplatsen. Markörer med svart kant är placerade vid sidan av fyndplatsen och har ett svart streck som visar fyndplatsens exakta position. Kartans mittpunktskoordinat är N 6724033, E 501545 i SWEREF 99 TM.</w:t>
+        <w:t>Figur 1. Fyndplatser för naturvårdsarter inom 21 meter från avverkningsanmälan. Markörer utan svart kant är placerade på fyndplatsen. Markörer med svart kant är placerade vid sidan av fyndplatsen och har ett svart streck som visar fyndplatsens exakta position. Kartans mittpunktskoordinat är N 6724033, E 501545 i SWEREF 99 TM.</w:t>
       </w:r>
     </w:p>
     <w:p>
       <w:r>
-        <w:t>Inom 20 meter från avverkningsanmälan finns fynd av 5 naturvårdsarter, varav 3 är rödlistade, 1 är fridlyst, 5 är typiska (T) och 1 är signalart (S): rosenticka (NT, T), rynkskinn (NT, T), slåtterfibbla (NT, T), svart trolldruva (S, T) och blåsippa (T, §9). Se Figur 1.</w:t>
+        <w:t>Inom 21 meter från avverkningsanmälan finns fynd av 5 naturvårdsarter, varav 3 är rödlistade, 1 är fridlyst, 5 är typiska (T) och 1 är signalart (S): rosenticka (NT, T), rynkskinn (NT, T), slåtterfibbla (NT, T), svart trolldruva (S, T) och blåsippa (T, §9). Se Figur 1.</w:t>
       </w:r>
     </w:p>
     <w:p>
@@ -706,7 +706,7 @@
     <w:r>
       <w:tab/>
       <w:tab/>
-      <w:t>2026-09-30</w:t>
+      <w:t>2026-10-01</w:t>
       <w:br/>
       <w:br/>
     </w:r>

--- a/tillsyn/A 59840-2024 tillsynsbegäran.docx
+++ b/tillsyn/A 59840-2024 tillsynsbegäran.docx
@@ -706,7 +706,7 @@
     <w:r>
       <w:tab/>
       <w:tab/>
-      <w:t>2026-10-01</w:t>
+      <w:t>2026-10-02</w:t>
       <w:br/>
       <w:br/>
     </w:r>

--- a/tillsyn/A 59840-2024 tillsynsbegäran.docx
+++ b/tillsyn/A 59840-2024 tillsynsbegäran.docx
@@ -706,7 +706,7 @@
     <w:r>
       <w:tab/>
       <w:tab/>
-      <w:t>2026-10-02</w:t>
+      <w:t>2026-10-03</w:t>
       <w:br/>
       <w:br/>
     </w:r>

--- a/tillsyn/A 59840-2024 tillsynsbegäran.docx
+++ b/tillsyn/A 59840-2024 tillsynsbegäran.docx
@@ -706,7 +706,7 @@
     <w:r>
       <w:tab/>
       <w:tab/>
-      <w:t>2026-10-03</w:t>
+      <w:t>2026-10-04</w:t>
       <w:br/>
       <w:br/>
     </w:r>

--- a/tillsyn/A 59840-2024 tillsynsbegäran.docx
+++ b/tillsyn/A 59840-2024 tillsynsbegäran.docx
@@ -706,7 +706,7 @@
     <w:r>
       <w:tab/>
       <w:tab/>
-      <w:t>2026-10-04</w:t>
+      <w:t>2026-10-05</w:t>
       <w:br/>
       <w:br/>
     </w:r>

--- a/tillsyn/A 59840-2024 tillsynsbegäran.docx
+++ b/tillsyn/A 59840-2024 tillsynsbegäran.docx
@@ -706,7 +706,7 @@
     <w:r>
       <w:tab/>
       <w:tab/>
-      <w:t>2026-10-05</w:t>
+      <w:t>2026-10-06</w:t>
       <w:br/>
       <w:br/>
     </w:r>

--- a/tillsyn/A 59840-2024 tillsynsbegäran.docx
+++ b/tillsyn/A 59840-2024 tillsynsbegäran.docx
@@ -706,7 +706,7 @@
     <w:r>
       <w:tab/>
       <w:tab/>
-      <w:t>2026-10-06</w:t>
+      <w:t>2026-10-07</w:t>
       <w:br/>
       <w:br/>
     </w:r>

--- a/tillsyn/A 59840-2024 tillsynsbegäran.docx
+++ b/tillsyn/A 59840-2024 tillsynsbegäran.docx
@@ -706,7 +706,7 @@
     <w:r>
       <w:tab/>
       <w:tab/>
-      <w:t>2026-10-07</w:t>
+      <w:t>2026-10-08</w:t>
       <w:br/>
       <w:br/>
     </w:r>

--- a/tillsyn/A 59840-2024 tillsynsbegäran.docx
+++ b/tillsyn/A 59840-2024 tillsynsbegäran.docx
@@ -706,7 +706,7 @@
     <w:r>
       <w:tab/>
       <w:tab/>
-      <w:t>2026-10-08</w:t>
+      <w:t>2026-10-09</w:t>
       <w:br/>
       <w:br/>
     </w:r>

--- a/tillsyn/A 59840-2024 tillsynsbegäran.docx
+++ b/tillsyn/A 59840-2024 tillsynsbegäran.docx
@@ -706,7 +706,7 @@
     <w:r>
       <w:tab/>
       <w:tab/>
-      <w:t>2026-10-09</w:t>
+      <w:t>2026-10-10</w:t>
       <w:br/>
       <w:br/>
     </w:r>

--- a/tillsyn/A 59840-2024 tillsynsbegäran.docx
+++ b/tillsyn/A 59840-2024 tillsynsbegäran.docx
@@ -706,7 +706,7 @@
     <w:r>
       <w:tab/>
       <w:tab/>
-      <w:t>2026-10-10</w:t>
+      <w:t>2026-10-11</w:t>
       <w:br/>
       <w:br/>
     </w:r>

--- a/tillsyn/A 59840-2024 tillsynsbegäran.docx
+++ b/tillsyn/A 59840-2024 tillsynsbegäran.docx
@@ -706,7 +706,7 @@
     <w:r>
       <w:tab/>
       <w:tab/>
-      <w:t>2026-10-11</w:t>
+      <w:t>2026-10-12</w:t>
       <w:br/>
       <w:br/>
     </w:r>

--- a/tillsyn/A 59840-2024 tillsynsbegäran.docx
+++ b/tillsyn/A 59840-2024 tillsynsbegäran.docx
@@ -706,7 +706,7 @@
     <w:r>
       <w:tab/>
       <w:tab/>
-      <w:t>2026-10-12</w:t>
+      <w:t>2026-10-13</w:t>
       <w:br/>
       <w:br/>
     </w:r>

--- a/tillsyn/A 59840-2024 tillsynsbegäran.docx
+++ b/tillsyn/A 59840-2024 tillsynsbegäran.docx
@@ -706,7 +706,7 @@
     <w:r>
       <w:tab/>
       <w:tab/>
-      <w:t>2026-10-13</w:t>
+      <w:t>2026-10-14</w:t>
       <w:br/>
       <w:br/>
     </w:r>

--- a/tillsyn/A 59840-2024 tillsynsbegäran.docx
+++ b/tillsyn/A 59840-2024 tillsynsbegäran.docx
@@ -706,7 +706,7 @@
     <w:r>
       <w:tab/>
       <w:tab/>
-      <w:t>2026-10-14</w:t>
+      <w:t>2026-10-15</w:t>
       <w:br/>
       <w:br/>
     </w:r>

--- a/tillsyn/A 59840-2024 tillsynsbegäran.docx
+++ b/tillsyn/A 59840-2024 tillsynsbegäran.docx
@@ -706,7 +706,7 @@
     <w:r>
       <w:tab/>
       <w:tab/>
-      <w:t>2026-10-15</w:t>
+      <w:t>2026-10-16</w:t>
       <w:br/>
       <w:br/>
     </w:r>

--- a/tillsyn/A 59840-2024 tillsynsbegäran.docx
+++ b/tillsyn/A 59840-2024 tillsynsbegäran.docx
@@ -706,7 +706,7 @@
     <w:r>
       <w:tab/>
       <w:tab/>
-      <w:t>2026-10-16</w:t>
+      <w:t>2026-10-17</w:t>
       <w:br/>
       <w:br/>
     </w:r>

--- a/tillsyn/A 59840-2024 tillsynsbegäran.docx
+++ b/tillsyn/A 59840-2024 tillsynsbegäran.docx
@@ -706,7 +706,7 @@
     <w:r>
       <w:tab/>
       <w:tab/>
-      <w:t>2026-10-17</w:t>
+      <w:t>2026-10-18</w:t>
       <w:br/>
       <w:br/>
     </w:r>

--- a/tillsyn/A 59840-2024 tillsynsbegäran.docx
+++ b/tillsyn/A 59840-2024 tillsynsbegäran.docx
@@ -706,7 +706,7 @@
     <w:r>
       <w:tab/>
       <w:tab/>
-      <w:t>2026-10-18</w:t>
+      <w:t>2026-10-19</w:t>
       <w:br/>
       <w:br/>
     </w:r>

--- a/tillsyn/A 59840-2024 tillsynsbegäran.docx
+++ b/tillsyn/A 59840-2024 tillsynsbegäran.docx
@@ -706,7 +706,7 @@
     <w:r>
       <w:tab/>
       <w:tab/>
-      <w:t>2026-10-19</w:t>
+      <w:t>2026-10-20</w:t>
       <w:br/>
       <w:br/>
     </w:r>

--- a/tillsyn/A 59840-2024 tillsynsbegäran.docx
+++ b/tillsyn/A 59840-2024 tillsynsbegäran.docx
@@ -706,7 +706,7 @@
     <w:r>
       <w:tab/>
       <w:tab/>
-      <w:t>2026-10-20</w:t>
+      <w:t>2026-10-21</w:t>
       <w:br/>
       <w:br/>
     </w:r>

--- a/tillsyn/A 59840-2024 tillsynsbegäran.docx
+++ b/tillsyn/A 59840-2024 tillsynsbegäran.docx
@@ -706,7 +706,7 @@
     <w:r>
       <w:tab/>
       <w:tab/>
-      <w:t>2026-10-21</w:t>
+      <w:t>2026-10-22</w:t>
       <w:br/>
       <w:br/>
     </w:r>

--- a/tillsyn/A 59840-2024 tillsynsbegäran.docx
+++ b/tillsyn/A 59840-2024 tillsynsbegäran.docx
@@ -706,7 +706,7 @@
     <w:r>
       <w:tab/>
       <w:tab/>
-      <w:t>2026-10-22</w:t>
+      <w:t>2026-10-23</w:t>
       <w:br/>
       <w:br/>
     </w:r>

--- a/tillsyn/A 59840-2024 tillsynsbegäran.docx
+++ b/tillsyn/A 59840-2024 tillsynsbegäran.docx
@@ -706,7 +706,7 @@
     <w:r>
       <w:tab/>
       <w:tab/>
-      <w:t>2026-10-23</w:t>
+      <w:t>2026-10-24</w:t>
       <w:br/>
       <w:br/>
     </w:r>

--- a/tillsyn/A 59840-2024 tillsynsbegäran.docx
+++ b/tillsyn/A 59840-2024 tillsynsbegäran.docx
@@ -706,7 +706,7 @@
     <w:r>
       <w:tab/>
       <w:tab/>
-      <w:t>2026-10-24</w:t>
+      <w:t>2026-10-25</w:t>
       <w:br/>
       <w:br/>
     </w:r>

--- a/tillsyn/A 59840-2024 tillsynsbegäran.docx
+++ b/tillsyn/A 59840-2024 tillsynsbegäran.docx
@@ -706,7 +706,7 @@
     <w:r>
       <w:tab/>
       <w:tab/>
-      <w:t>2026-10-25</w:t>
+      <w:t>2026-10-26</w:t>
       <w:br/>
       <w:br/>
     </w:r>

--- a/tillsyn/A 59840-2024 tillsynsbegäran.docx
+++ b/tillsyn/A 59840-2024 tillsynsbegäran.docx
@@ -706,7 +706,7 @@
     <w:r>
       <w:tab/>
       <w:tab/>
-      <w:t>2026-10-26</w:t>
+      <w:t>2026-10-27</w:t>
       <w:br/>
       <w:br/>
     </w:r>

--- a/tillsyn/A 59840-2024 tillsynsbegäran.docx
+++ b/tillsyn/A 59840-2024 tillsynsbegäran.docx
@@ -706,7 +706,7 @@
     <w:r>
       <w:tab/>
       <w:tab/>
-      <w:t>2026-10-27</w:t>
+      <w:t>2026-10-28</w:t>
       <w:br/>
       <w:br/>
     </w:r>

--- a/tillsyn/A 59840-2024 tillsynsbegäran.docx
+++ b/tillsyn/A 59840-2024 tillsynsbegäran.docx
@@ -706,7 +706,7 @@
     <w:r>
       <w:tab/>
       <w:tab/>
-      <w:t>2026-10-28</w:t>
+      <w:t>2026-10-29</w:t>
       <w:br/>
       <w:br/>
     </w:r>

--- a/tillsyn/A 59840-2024 tillsynsbegäran.docx
+++ b/tillsyn/A 59840-2024 tillsynsbegäran.docx
@@ -706,7 +706,7 @@
     <w:r>
       <w:tab/>
       <w:tab/>
-      <w:t>2026-10-29</w:t>
+      <w:t>2026-10-31</w:t>
       <w:br/>
       <w:br/>
     </w:r>
